--- a/public/templates/beautiful-creations/tender/COVER PAGE.docx
+++ b/public/templates/beautiful-creations/tender/COVER PAGE.docx
@@ -29,7 +29,7 @@
           <w:sz w:val="100"/>
           <w:szCs w:val="100"/>
         </w:rPr>
-        <w:t xml:space="preserve">ST. </w:t>
+        <w:t xml:space="preserve">{{hospitalName}}</w:t>
       </w:r>
       <w:r>
         <w:rPr>
@@ -40,7 +40,7 @@
           <w:sz w:val="100"/>
           <w:szCs w:val="100"/>
         </w:rPr>
-        <w:t>LUKE</w:t>
+        <w:t/>
       </w:r>
       <w:r>
         <w:rPr>
@@ -51,7 +51,7 @@
           <w:sz w:val="100"/>
           <w:szCs w:val="100"/>
         </w:rPr>
-        <w:t>’S CATHOLIC HOSPITAL</w:t>
+        <w:t/>
       </w:r>
     </w:p>
     <w:p>
@@ -94,13 +94,13 @@
           <w:sz w:val="96"/>
           <w:szCs w:val="80"/>
         </w:rPr>
-        <w:t>PROCUREMENT</w:t>
+        <w:t>{{titleUpper}}</w:t>
       </w:r>
       <w:r>
         <w:rPr>
           <w:sz w:val="28"/>
         </w:rPr>
-        <w:t xml:space="preserve">        </w:t>
+        <w:t xml:space="preserve"/>
       </w:r>
     </w:p>
     <w:p>
@@ -128,7 +128,7 @@
           <w:sz w:val="96"/>
           <w:szCs w:val="80"/>
         </w:rPr>
-        <w:t>OF</w:t>
+        <w:t/>
       </w:r>
     </w:p>
     <w:p>
@@ -172,7 +172,7 @@
           <w:sz w:val="100"/>
           <w:szCs w:val="100"/>
         </w:rPr>
-        <w:t>NON-DRUG</w:t>
+        <w:t/>
       </w:r>
       <w:r>
         <w:rPr>
@@ -182,7 +182,7 @@
           <w:sz w:val="100"/>
           <w:szCs w:val="100"/>
         </w:rPr>
-        <w:t xml:space="preserve"> </w:t>
+        <w:t xml:space="preserve"/>
       </w:r>
     </w:p>
     <w:p>
@@ -210,7 +210,7 @@
           <w:sz w:val="100"/>
           <w:szCs w:val="100"/>
         </w:rPr>
-        <w:t>CONSUMABLES</w:t>
+        <w:t/>
       </w:r>
     </w:p>
     <w:p>
@@ -406,7 +406,7 @@
           <w:sz w:val="40"/>
           <w:szCs w:val="40"/>
         </w:rPr>
-        <w:t>SQ NO.: CR/SLCH/GD/001/25</w:t>
+        <w:t>SQ NO.: {{sqNumber}}</w:t>
       </w:r>
     </w:p>
     <w:p>
@@ -468,7 +468,7 @@
           <w:sz w:val="40"/>
           <w:szCs w:val="40"/>
         </w:rPr>
-        <w:t>FEBRUARY</w:t>
+        <w:t>{{dateMonthUpper}}, {{dateYear}}</w:t>
       </w:r>
       <w:r>
         <w:rPr>
@@ -477,7 +477,7 @@
           <w:sz w:val="40"/>
           <w:szCs w:val="40"/>
         </w:rPr>
-        <w:t>, 202</w:t>
+        <w:t/>
       </w:r>
       <w:r>
         <w:rPr>
@@ -486,7 +486,7 @@
           <w:sz w:val="40"/>
           <w:szCs w:val="40"/>
         </w:rPr>
-        <w:t>6</w:t>
+        <w:t/>
       </w:r>
     </w:p>
     <w:sectPr>
